--- a/docs/files/f1_背调报告-万辰集团-供应链管培生辰星计划.docx
+++ b/docs/files/f1_背调报告-万辰集团-供应链管培生辰星计划.docx
@@ -66,7 +66,7 @@
         <w:rPr>
           <w:rFonts w:eastAsia="微软雅黑" w:ascii="Microsoft YaHei" w:hAnsi="Microsoft YaHei"/>
           <w:b w:val="0"/>
-          <w:color w:val="7E9C8E"/>
+          <w:color w:val="3D2A4A"/>
           <w:sz w:val="22"/>
         </w:rPr>
         <w:t>岗 位 背 调 分 析 报 告</w:t>
@@ -81,7 +81,7 @@
         <w:rPr>
           <w:rFonts w:eastAsia="微软雅黑" w:ascii="Microsoft YaHei" w:hAnsi="Microsoft YaHei"/>
           <w:b/>
-          <w:color w:val="333333"/>
+          <w:color w:val="2B2B2B"/>
           <w:sz w:val="44"/>
         </w:rPr>
         <w:t>万辰集团</w:t>
@@ -96,7 +96,7 @@
         <w:rPr>
           <w:rFonts w:eastAsia="微软雅黑" w:ascii="Microsoft YaHei" w:hAnsi="Microsoft YaHei"/>
           <w:b/>
-          <w:color w:val="333333"/>
+          <w:color w:val="2B2B2B"/>
           <w:sz w:val="44"/>
         </w:rPr>
         <w:t>供应链管培生辰星计划</w:t>
@@ -108,7 +108,7 @@
         <w:ind w:left="3685" w:right="3685"/>
         <w:jc w:val="center"/>
         <w:pBdr>
-          <w:bottom w:val="single" w:sz="8" w:space="0" w:color="7E9C8E"/>
+          <w:bottom w:val="single" w:sz="8" w:space="0" w:color="3D2A4A"/>
         </w:pBdr>
       </w:pPr>
     </w:p>
@@ -121,10 +121,10 @@
         <w:rPr>
           <w:rFonts w:eastAsia="微软雅黑" w:ascii="Microsoft YaHei" w:hAnsi="Microsoft YaHei"/>
           <w:b w:val="0"/>
-          <w:color w:val="888888"/>
+          <w:color w:val="5A5A5A"/>
           <w:sz w:val="21"/>
         </w:rPr>
-        <w:t>城市：南京/上海　·　候选人：文雪（山东大学）　·　报告日期：2026-09-14</w:t>
+        <w:t>城市：南京/上海　·　候选人：文雪（山东大学）　·　报告日期：2026-09-21</w:t>
       </w:r>
     </w:p>
     <w:p>
@@ -136,7 +136,7 @@
         <w:rPr>
           <w:rFonts w:eastAsia="微软雅黑" w:ascii="Microsoft YaHei" w:hAnsi="Microsoft YaHei"/>
           <w:b w:val="0"/>
-          <w:color w:val="888888"/>
+          <w:color w:val="5A5A5A"/>
           <w:sz w:val="21"/>
         </w:rPr>
         <w:t>内部使用 · 求职调研</w:t>
@@ -156,7 +156,7 @@
         <w:rPr>
           <w:rFonts w:eastAsia="微软雅黑" w:ascii="Microsoft YaHei" w:hAnsi="Microsoft YaHei"/>
           <w:b/>
-          <w:color w:val="7E9C8E"/>
+          <w:color w:val="3D2A4A"/>
           <w:sz w:val="32"/>
         </w:rPr>
         <w:t>目录</w:t>
@@ -177,8 +177,7 @@
       <w:r>
         <w:rPr>
           <w:rFonts w:eastAsia="宋体" w:ascii="Times New Roman" w:hAnsi="Times New Roman"/>
-          <w:i/>
-          <w:color w:val="888888"/>
+          <w:color w:val="5A5A5A"/>
           <w:sz w:val="18"/>
         </w:rPr>
         <w:t>（目录请在 Word 中右键「更新域」生成）</w:t>
@@ -190,27 +189,36 @@
       </w:r>
     </w:p>
     <w:p>
-      <w:r>
-        <w:rPr>
-          <w:rFonts w:eastAsia="宋体" w:ascii="Times New Roman" w:hAnsi="Times New Roman"/>
-        </w:rPr>
-        <w:t>﻿---</w:t>
+      <w:pPr>
+        <w:pStyle w:val="Heading1"/>
+      </w:pPr>
+      <w:r>
+        <w:rPr>
+          <w:rFonts w:eastAsia="微软雅黑" w:ascii="Microsoft YaHei" w:hAnsi="Microsoft YaHei"/>
+        </w:rPr>
+        <w:t>背调报告-万辰集团-供应链管培生（辰星计划）</w:t>
       </w:r>
     </w:p>
     <w:p>
-      <w:r>
-        <w:rPr>
-          <w:rFonts w:eastAsia="宋体" w:ascii="Times New Roman" w:hAnsi="Times New Roman"/>
-        </w:rPr>
-        <w:t>公司名称: 万辰集团</w:t>
+      <w:pPr>
+        <w:pStyle w:val="Heading2"/>
+      </w:pPr>
+      <w:r>
+        <w:rPr>
+          <w:rFonts w:eastAsia="微软雅黑" w:ascii="Microsoft YaHei" w:hAnsi="Microsoft YaHei"/>
+        </w:rPr>
+        <w:t>一、1 【第一部分】公司基本面</w:t>
       </w:r>
     </w:p>
     <w:p>
-      <w:r>
-        <w:rPr>
-          <w:rFonts w:eastAsia="宋体" w:ascii="Times New Roman" w:hAnsi="Times New Roman"/>
-        </w:rPr>
-        <w:t>岗位名称: 供应链管培生（辰星计划）</w:t>
+      <w:pPr>
+        <w:pStyle w:val="Heading3"/>
+      </w:pPr>
+      <w:r>
+        <w:rPr>
+          <w:rFonts w:eastAsia="微软雅黑" w:ascii="Microsoft YaHei" w:hAnsi="Microsoft YaHei"/>
+        </w:rPr>
+        <w:t>一、1.1 一句话搞懂这家公司</w:t>
       </w:r>
     </w:p>
     <w:p>
@@ -218,171 +226,18 @@
         <w:rPr>
           <w:rFonts w:eastAsia="宋体" w:ascii="Times New Roman" w:hAnsi="Times New Roman"/>
         </w:rPr>
-        <w:t>岗位方向: 供应链运营</w:t>
+        <w:t>万辰集团（股票代码300972）是中国量贩零食行业的头部企业，旗下拥有"好想来"等知名零食连锁品牌。截至2026年上半年，全国门店数量接近24000家，2025年营收514.59亿元，同比增长59.17%，是中国连锁百强第四、全国第二大零食饮料零售商。</w:t>
       </w:r>
     </w:p>
     <w:p>
-      <w:r>
-        <w:rPr>
-          <w:rFonts w:eastAsia="宋体" w:ascii="Times New Roman" w:hAnsi="Times New Roman"/>
-        </w:rPr>
-        <w:t>城市: 南京/上海</w:t>
-      </w:r>
-    </w:p>
-    <w:p>
-      <w:r>
-        <w:rPr>
-          <w:rFonts w:eastAsia="宋体" w:ascii="Times New Roman" w:hAnsi="Times New Roman"/>
-        </w:rPr>
-        <w:t>当前状态: ✅ 已背调</w:t>
-      </w:r>
-    </w:p>
-    <w:p>
-      <w:r>
-        <w:rPr>
-          <w:rFonts w:eastAsia="宋体" w:ascii="Times New Roman" w:hAnsi="Times New Roman"/>
-        </w:rPr>
-        <w:t>背调状态: ✅ 已背调</w:t>
-      </w:r>
-    </w:p>
-    <w:p>
-      <w:r>
-        <w:rPr>
-          <w:rFonts w:eastAsia="宋体" w:ascii="Times New Roman" w:hAnsi="Times New Roman"/>
-        </w:rPr>
-        <w:t>简历状态: ❌ 未定制</w:t>
-      </w:r>
-    </w:p>
-    <w:p>
-      <w:r>
-        <w:rPr>
-          <w:rFonts w:eastAsia="宋体" w:ascii="Times New Roman" w:hAnsi="Times New Roman"/>
-        </w:rPr>
-        <w:t>面试资料状态: ❌ 未生成</w:t>
-      </w:r>
-    </w:p>
-    <w:p>
-      <w:r>
-        <w:rPr>
-          <w:rFonts w:eastAsia="宋体" w:ascii="Times New Roman" w:hAnsi="Times New Roman"/>
-        </w:rPr>
-        <w:t>投递截止: 招满即止</w:t>
-      </w:r>
-    </w:p>
-    <w:p>
-      <w:r>
-        <w:rPr>
-          <w:rFonts w:eastAsia="宋体" w:ascii="Times New Roman" w:hAnsi="Times New Roman"/>
-        </w:rPr>
-        <w:t>薪资: 未明确（商品管培6K-10K，供应链可能类似）</w:t>
-      </w:r>
-    </w:p>
-    <w:p>
-      <w:r>
-        <w:rPr>
-          <w:rFonts w:eastAsia="宋体" w:ascii="Times New Roman" w:hAnsi="Times New Roman"/>
-        </w:rPr>
-        <w:t>岗位链接: https://www.zhipin.com/job_detail/870870a88506dedf0nN72t25GFdS.html</w:t>
-      </w:r>
-    </w:p>
-    <w:p>
-      <w:r>
-        <w:rPr>
-          <w:rFonts w:eastAsia="宋体" w:ascii="Times New Roman" w:hAnsi="Times New Roman"/>
-        </w:rPr>
-        <w:t>背调报告: "[[背调报告-万辰集团-供应链管培生辰星计划]]"</w:t>
-      </w:r>
-    </w:p>
-    <w:p>
-      <w:r>
-        <w:rPr>
-          <w:rFonts w:eastAsia="宋体" w:ascii="Times New Roman" w:hAnsi="Times New Roman"/>
-        </w:rPr>
-        <w:t>定制简历:</w:t>
-      </w:r>
-    </w:p>
-    <w:p>
-      <w:r>
-        <w:rPr>
-          <w:rFonts w:eastAsia="宋体" w:ascii="Times New Roman" w:hAnsi="Times New Roman"/>
-        </w:rPr>
-        <w:t>最后更新日期: 2026-09-14</w:t>
-      </w:r>
-    </w:p>
-    <w:p>
-      <w:r>
-        <w:rPr>
-          <w:rFonts w:eastAsia="宋体" w:ascii="Times New Roman" w:hAnsi="Times New Roman"/>
-        </w:rPr>
-        <w:t>投递时间: null</w:t>
-      </w:r>
-    </w:p>
-    <w:p>
-      <w:r>
-        <w:rPr>
-          <w:rFonts w:eastAsia="宋体" w:ascii="Times New Roman" w:hAnsi="Times New Roman"/>
-        </w:rPr>
-        <w:t>反馈进展: null</w:t>
-      </w:r>
-    </w:p>
-    <w:p>
-      <w:r>
-        <w:rPr>
-          <w:rFonts w:eastAsia="宋体" w:ascii="Times New Roman" w:hAnsi="Times New Roman"/>
-        </w:rPr>
-        <w:t>下次跟进时间: null</w:t>
-      </w:r>
-    </w:p>
-    <w:p>
-      <w:pPr>
-        <w:pStyle w:val="Heading1"/>
+      <w:pPr>
+        <w:pStyle w:val="Heading3"/>
       </w:pPr>
       <w:r>
         <w:rPr>
           <w:rFonts w:eastAsia="微软雅黑" w:ascii="Microsoft YaHei" w:hAnsi="Microsoft YaHei"/>
         </w:rPr>
-        <w:t>背调报告-万辰集团-供应链管培生（辰星计划）</w:t>
-      </w:r>
-    </w:p>
-    <w:p>
-      <w:pPr>
-        <w:pStyle w:val="Heading2"/>
-      </w:pPr>
-      <w:r>
-        <w:rPr>
-          <w:rFonts w:eastAsia="微软雅黑" w:ascii="Microsoft YaHei" w:hAnsi="Microsoft YaHei"/>
-        </w:rPr>
-        <w:t>1.1 【第一部分】公司基本面</w:t>
-      </w:r>
-    </w:p>
-    <w:p>
-      <w:pPr>
-        <w:pStyle w:val="Heading3"/>
-      </w:pPr>
-      <w:r>
-        <w:rPr>
-          <w:rFonts w:eastAsia="微软雅黑" w:ascii="Microsoft YaHei" w:hAnsi="Microsoft YaHei"/>
-        </w:rPr>
-        <w:t>1.1.1 一句话搞懂这家公司</w:t>
-      </w:r>
-    </w:p>
-    <w:p>
-      <w:r>
-        <w:rPr>
-          <w:rFonts w:eastAsia="宋体" w:ascii="Times New Roman" w:hAnsi="Times New Roman"/>
-        </w:rPr>
-        <w:t>万辰集团（股票代码300972）是中国量贩零食行业的头部企业，旗下拥有"好想来"等知名零食连锁品牌。截至2026年上半年，全国门店数量接近24000家，2025年营收514.59亿元，同比增长59.17%，是中国连锁百强第四、全国第二大零食饮料零售商。</w:t>
-      </w:r>
-    </w:p>
-    <w:p>
-      <w:pPr>
-        <w:pStyle w:val="Heading3"/>
-      </w:pPr>
-      <w:r>
-        <w:rPr>
-          <w:rFonts w:eastAsia="微软雅黑" w:ascii="Microsoft YaHei" w:hAnsi="Microsoft YaHei"/>
-        </w:rPr>
-        <w:t>1.1.2 核心财务数据</w:t>
+        <w:t>一、1.2 核心财务数据</w:t>
       </w:r>
     </w:p>
     <w:tbl>
@@ -410,14 +265,14 @@
         <w:tc>
           <w:tcPr>
             <w:tcW w:type="dxa" w:w="2353"/>
-            <w:shd w:val="clear" w:color="auto" w:fill="EBF1EE"/>
+            <w:shd w:val="clear" w:color="auto" w:fill="EDE7F0"/>
           </w:tcPr>
           <w:p>
             <w:r>
               <w:rPr>
                 <w:rFonts w:eastAsia="宋体" w:ascii="Times New Roman" w:hAnsi="Times New Roman"/>
                 <w:b/>
-                <w:color w:val="7E9C8E"/>
+                <w:color w:val="2B4F6B"/>
               </w:rPr>
               <w:t>指标</w:t>
             </w:r>
@@ -426,14 +281,14 @@
         <w:tc>
           <w:tcPr>
             <w:tcW w:type="dxa" w:w="2353"/>
-            <w:shd w:val="clear" w:color="auto" w:fill="EBF1EE"/>
+            <w:shd w:val="clear" w:color="auto" w:fill="EDE7F0"/>
           </w:tcPr>
           <w:p>
             <w:r>
               <w:rPr>
                 <w:rFonts w:eastAsia="宋体" w:ascii="Times New Roman" w:hAnsi="Times New Roman"/>
                 <w:b/>
-                <w:color w:val="7E9C8E"/>
+                <w:color w:val="2B4F6B"/>
               </w:rPr>
               <w:t>2024年</w:t>
             </w:r>
@@ -442,14 +297,14 @@
         <w:tc>
           <w:tcPr>
             <w:tcW w:type="dxa" w:w="2353"/>
-            <w:shd w:val="clear" w:color="auto" w:fill="EBF1EE"/>
+            <w:shd w:val="clear" w:color="auto" w:fill="EDE7F0"/>
           </w:tcPr>
           <w:p>
             <w:r>
               <w:rPr>
                 <w:rFonts w:eastAsia="宋体" w:ascii="Times New Roman" w:hAnsi="Times New Roman"/>
                 <w:b/>
-                <w:color w:val="7E9C8E"/>
+                <w:color w:val="2B4F6B"/>
               </w:rPr>
               <w:t>2025年</w:t>
             </w:r>
@@ -458,14 +313,14 @@
         <w:tc>
           <w:tcPr>
             <w:tcW w:type="dxa" w:w="2353"/>
-            <w:shd w:val="clear" w:color="auto" w:fill="EBF1EE"/>
+            <w:shd w:val="clear" w:color="auto" w:fill="EDE7F0"/>
           </w:tcPr>
           <w:p>
             <w:r>
               <w:rPr>
                 <w:rFonts w:eastAsia="宋体" w:ascii="Times New Roman" w:hAnsi="Times New Roman"/>
                 <w:b/>
-                <w:color w:val="7E9C8E"/>
+                <w:color w:val="2B4F6B"/>
               </w:rPr>
               <w:t>同比增长</w:t>
             </w:r>
@@ -820,7 +675,7 @@
         <w:rPr>
           <w:rFonts w:eastAsia="微软雅黑" w:ascii="Microsoft YaHei" w:hAnsi="Microsoft YaHei"/>
         </w:rPr>
-        <w:t>1.1.3 业务结构</w:t>
+        <w:t>一、1.3 业务结构</w:t>
       </w:r>
     </w:p>
     <w:p>
@@ -903,7 +758,7 @@
         <w:rPr>
           <w:rFonts w:eastAsia="微软雅黑" w:ascii="Microsoft YaHei" w:hAnsi="Microsoft YaHei"/>
         </w:rPr>
-        <w:t>1.1.4 行业地位与竞争格局</w:t>
+        <w:t>一、1.4 行业地位与竞争格局</w:t>
       </w:r>
     </w:p>
     <w:p>
@@ -986,7 +841,7 @@
         <w:rPr>
           <w:rFonts w:eastAsia="微软雅黑" w:ascii="Microsoft YaHei" w:hAnsi="Microsoft YaHei"/>
         </w:rPr>
-        <w:t>1.1.5 好消息 / 坏消息</w:t>
+        <w:t>一、1.5 好消息 / 坏消息</w:t>
       </w:r>
     </w:p>
     <w:p>
@@ -1160,7 +1015,7 @@
         <w:rPr>
           <w:rFonts w:eastAsia="微软雅黑" w:ascii="Microsoft YaHei" w:hAnsi="Microsoft YaHei"/>
         </w:rPr>
-        <w:t>1.2 【第二部分】岗位专项深度调研</w:t>
+        <w:t>一、2 【第二部分】岗位专项深度调研</w:t>
       </w:r>
     </w:p>
     <w:p>
@@ -1171,7 +1026,7 @@
         <w:rPr>
           <w:rFonts w:eastAsia="微软雅黑" w:ascii="Microsoft YaHei" w:hAnsi="Microsoft YaHei"/>
         </w:rPr>
-        <w:t>1.2.1 岗位基本信息</w:t>
+        <w:t>一、2.1 岗位基本信息</w:t>
       </w:r>
     </w:p>
     <w:tbl>
@@ -1197,14 +1052,14 @@
         <w:tc>
           <w:tcPr>
             <w:tcW w:type="dxa" w:w="4706"/>
-            <w:shd w:val="clear" w:color="auto" w:fill="EBF1EE"/>
+            <w:shd w:val="clear" w:color="auto" w:fill="EDE7F0"/>
           </w:tcPr>
           <w:p>
             <w:r>
               <w:rPr>
                 <w:rFonts w:eastAsia="宋体" w:ascii="Times New Roman" w:hAnsi="Times New Roman"/>
                 <w:b/>
-                <w:color w:val="7E9C8E"/>
+                <w:color w:val="2B4F6B"/>
               </w:rPr>
               <w:t>项目</w:t>
             </w:r>
@@ -1213,14 +1068,14 @@
         <w:tc>
           <w:tcPr>
             <w:tcW w:type="dxa" w:w="4706"/>
-            <w:shd w:val="clear" w:color="auto" w:fill="EBF1EE"/>
+            <w:shd w:val="clear" w:color="auto" w:fill="EDE7F0"/>
           </w:tcPr>
           <w:p>
             <w:r>
               <w:rPr>
                 <w:rFonts w:eastAsia="宋体" w:ascii="Times New Roman" w:hAnsi="Times New Roman"/>
                 <w:b/>
-                <w:color w:val="7E9C8E"/>
+                <w:color w:val="2B4F6B"/>
               </w:rPr>
               <w:t>内容</w:t>
             </w:r>
@@ -1432,7 +1287,7 @@
         <w:rPr>
           <w:rFonts w:eastAsia="微软雅黑" w:ascii="Microsoft YaHei" w:hAnsi="Microsoft YaHei"/>
         </w:rPr>
-        <w:t>1.2.2 JD翻译成人话</w:t>
+        <w:t>一、2.2 JD翻译成人话</w:t>
       </w:r>
     </w:p>
     <w:tbl>
@@ -1459,14 +1314,14 @@
         <w:tc>
           <w:tcPr>
             <w:tcW w:type="dxa" w:w="3137"/>
-            <w:shd w:val="clear" w:color="auto" w:fill="EBF1EE"/>
+            <w:shd w:val="clear" w:color="auto" w:fill="EDE7F0"/>
           </w:tcPr>
           <w:p>
             <w:r>
               <w:rPr>
                 <w:rFonts w:eastAsia="宋体" w:ascii="Times New Roman" w:hAnsi="Times New Roman"/>
                 <w:b/>
-                <w:color w:val="7E9C8E"/>
+                <w:color w:val="2B4F6B"/>
               </w:rPr>
               <w:t>JD原文</w:t>
             </w:r>
@@ -1475,14 +1330,14 @@
         <w:tc>
           <w:tcPr>
             <w:tcW w:type="dxa" w:w="3137"/>
-            <w:shd w:val="clear" w:color="auto" w:fill="EBF1EE"/>
+            <w:shd w:val="clear" w:color="auto" w:fill="EDE7F0"/>
           </w:tcPr>
           <w:p>
             <w:r>
               <w:rPr>
                 <w:rFonts w:eastAsia="宋体" w:ascii="Times New Roman" w:hAnsi="Times New Roman"/>
                 <w:b/>
-                <w:color w:val="7E9C8E"/>
+                <w:color w:val="2B4F6B"/>
               </w:rPr>
               <w:t>真实工作内容</w:t>
             </w:r>
@@ -1491,14 +1346,14 @@
         <w:tc>
           <w:tcPr>
             <w:tcW w:type="dxa" w:w="3137"/>
-            <w:shd w:val="clear" w:color="auto" w:fill="EBF1EE"/>
+            <w:shd w:val="clear" w:color="auto" w:fill="EDE7F0"/>
           </w:tcPr>
           <w:p>
             <w:r>
               <w:rPr>
                 <w:rFonts w:eastAsia="宋体" w:ascii="Times New Roman" w:hAnsi="Times New Roman"/>
                 <w:b/>
-                <w:color w:val="7E9C8E"/>
+                <w:color w:val="2B4F6B"/>
               </w:rPr>
               <w:t>重点</w:t>
             </w:r>
@@ -1719,7 +1574,7 @@
         <w:rPr>
           <w:rFonts w:eastAsia="微软雅黑" w:ascii="Microsoft YaHei" w:hAnsi="Microsoft YaHei"/>
         </w:rPr>
-        <w:t>1.2.3 该岗位所在部门/基地的战略地位</w:t>
+        <w:t>一、2.3 该岗位所在部门/基地的战略地位</w:t>
       </w:r>
     </w:p>
     <w:p>
@@ -1774,7 +1629,7 @@
         <w:rPr>
           <w:rFonts w:eastAsia="微软雅黑" w:ascii="Microsoft YaHei" w:hAnsi="Microsoft YaHei"/>
         </w:rPr>
-        <w:t>1.2.4 岗位挑战（至少4-5条）</w:t>
+        <w:t>一、2.4 岗位挑战（至少4-5条）</w:t>
       </w:r>
     </w:p>
     <w:p>
@@ -1911,7 +1766,7 @@
         <w:rPr>
           <w:rFonts w:eastAsia="微软雅黑" w:ascii="Microsoft YaHei" w:hAnsi="Microsoft YaHei"/>
         </w:rPr>
-        <w:t>1.2.5 发展前景与晋升路径（推测）</w:t>
+        <w:t>一、2.5 发展前景与晋升路径（推测）</w:t>
       </w:r>
     </w:p>
     <w:p>
@@ -1994,7 +1849,7 @@
         <w:rPr>
           <w:rFonts w:eastAsia="微软雅黑" w:ascii="Microsoft YaHei" w:hAnsi="Microsoft YaHei"/>
         </w:rPr>
-        <w:t>1.3 【第三部分】公司值不值得去</w:t>
+        <w:t>一、3 【第三部分】公司值不值得去</w:t>
       </w:r>
     </w:p>
     <w:p>
@@ -2005,7 +1860,7 @@
         <w:rPr>
           <w:rFonts w:eastAsia="微软雅黑" w:ascii="Microsoft YaHei" w:hAnsi="Microsoft YaHei"/>
         </w:rPr>
-        <w:t>1.3.1 准入判断</w:t>
+        <w:t>一、3.1 准入判断</w:t>
       </w:r>
     </w:p>
     <w:p>
@@ -2132,7 +1987,7 @@
         <w:rPr>
           <w:rFonts w:eastAsia="微软雅黑" w:ascii="Microsoft YaHei" w:hAnsi="Microsoft YaHei"/>
         </w:rPr>
-        <w:t>1.3.2 职场口碑</w:t>
+        <w:t>一、3.2 职场口碑</w:t>
       </w:r>
     </w:p>
     <w:p>
@@ -2353,7 +2208,7 @@
         <w:rPr>
           <w:rFonts w:eastAsia="微软雅黑" w:ascii="Microsoft YaHei" w:hAnsi="Microsoft YaHei"/>
         </w:rPr>
-        <w:t>1.3.3 加班与工作强度</w:t>
+        <w:t>一、3.3 加班与工作强度</w:t>
       </w:r>
     </w:p>
     <w:tbl>
@@ -2382,14 +2237,14 @@
         <w:tc>
           <w:tcPr>
             <w:tcW w:type="dxa" w:w="1882"/>
-            <w:shd w:val="clear" w:color="auto" w:fill="EBF1EE"/>
+            <w:shd w:val="clear" w:color="auto" w:fill="EDE7F0"/>
           </w:tcPr>
           <w:p>
             <w:r>
               <w:rPr>
                 <w:rFonts w:eastAsia="宋体" w:ascii="Times New Roman" w:hAnsi="Times New Roman"/>
                 <w:b/>
-                <w:color w:val="7E9C8E"/>
+                <w:color w:val="2B4F6B"/>
               </w:rPr>
               <w:t>岗位类型</w:t>
             </w:r>
@@ -2398,14 +2253,14 @@
         <w:tc>
           <w:tcPr>
             <w:tcW w:type="dxa" w:w="1882"/>
-            <w:shd w:val="clear" w:color="auto" w:fill="EBF1EE"/>
+            <w:shd w:val="clear" w:color="auto" w:fill="EDE7F0"/>
           </w:tcPr>
           <w:p>
             <w:r>
               <w:rPr>
                 <w:rFonts w:eastAsia="宋体" w:ascii="Times New Roman" w:hAnsi="Times New Roman"/>
                 <w:b/>
-                <w:color w:val="7E9C8E"/>
+                <w:color w:val="2B4F6B"/>
               </w:rPr>
               <w:t>加班情况</w:t>
             </w:r>
@@ -2414,14 +2269,14 @@
         <w:tc>
           <w:tcPr>
             <w:tcW w:type="dxa" w:w="1882"/>
-            <w:shd w:val="clear" w:color="auto" w:fill="EBF1EE"/>
+            <w:shd w:val="clear" w:color="auto" w:fill="EDE7F0"/>
           </w:tcPr>
           <w:p>
             <w:r>
               <w:rPr>
                 <w:rFonts w:eastAsia="宋体" w:ascii="Times New Roman" w:hAnsi="Times New Roman"/>
                 <w:b/>
-                <w:color w:val="7E9C8E"/>
+                <w:color w:val="2B4F6B"/>
               </w:rPr>
               <w:t>加班费</w:t>
             </w:r>
@@ -2430,14 +2285,14 @@
         <w:tc>
           <w:tcPr>
             <w:tcW w:type="dxa" w:w="1882"/>
-            <w:shd w:val="clear" w:color="auto" w:fill="EBF1EE"/>
+            <w:shd w:val="clear" w:color="auto" w:fill="EDE7F0"/>
           </w:tcPr>
           <w:p>
             <w:r>
               <w:rPr>
                 <w:rFonts w:eastAsia="宋体" w:ascii="Times New Roman" w:hAnsi="Times New Roman"/>
                 <w:b/>
-                <w:color w:val="7E9C8E"/>
+                <w:color w:val="2B4F6B"/>
               </w:rPr>
               <w:t>双休</w:t>
             </w:r>
@@ -2446,14 +2301,14 @@
         <w:tc>
           <w:tcPr>
             <w:tcW w:type="dxa" w:w="1882"/>
-            <w:shd w:val="clear" w:color="auto" w:fill="EBF1EE"/>
+            <w:shd w:val="clear" w:color="auto" w:fill="EDE7F0"/>
           </w:tcPr>
           <w:p>
             <w:r>
               <w:rPr>
                 <w:rFonts w:eastAsia="宋体" w:ascii="Times New Roman" w:hAnsi="Times New Roman"/>
                 <w:b/>
-                <w:color w:val="7E9C8E"/>
+                <w:color w:val="2B4F6B"/>
               </w:rPr>
               <w:t>可信度</w:t>
             </w:r>
@@ -2685,7 +2540,7 @@
         <w:rPr>
           <w:rFonts w:eastAsia="微软雅黑" w:ascii="Microsoft YaHei" w:hAnsi="Microsoft YaHei"/>
         </w:rPr>
-        <w:t>1.3.4 薪酬福利</w:t>
+        <w:t>一、3.4 薪酬福利</w:t>
       </w:r>
     </w:p>
     <w:p>
@@ -3032,7 +2887,7 @@
         <w:rPr>
           <w:rFonts w:eastAsia="微软雅黑" w:ascii="Microsoft YaHei" w:hAnsi="Microsoft YaHei"/>
         </w:rPr>
-        <w:t>1.3.5 文化氛围</w:t>
+        <w:t>一、3.5 文化氛围</w:t>
       </w:r>
     </w:p>
     <w:p>
@@ -3133,7 +2988,7 @@
         <w:rPr>
           <w:rFonts w:eastAsia="微软雅黑" w:ascii="Microsoft YaHei" w:hAnsi="Microsoft YaHei"/>
         </w:rPr>
-        <w:t>1.3.6 裁员/优化历史</w:t>
+        <w:t>一、3.6 裁员/优化历史</w:t>
       </w:r>
     </w:p>
     <w:p>
@@ -3177,7 +3032,7 @@
         <w:rPr>
           <w:rFonts w:eastAsia="微软雅黑" w:ascii="Microsoft YaHei" w:hAnsi="Microsoft YaHei"/>
         </w:rPr>
-        <w:t>1.3.7 综合评价</w:t>
+        <w:t>一、3.7 综合评价</w:t>
       </w:r>
     </w:p>
     <w:tbl>
@@ -3204,14 +3059,14 @@
         <w:tc>
           <w:tcPr>
             <w:tcW w:type="dxa" w:w="3137"/>
-            <w:shd w:val="clear" w:color="auto" w:fill="EBF1EE"/>
+            <w:shd w:val="clear" w:color="auto" w:fill="EDE7F0"/>
           </w:tcPr>
           <w:p>
             <w:r>
               <w:rPr>
                 <w:rFonts w:eastAsia="宋体" w:ascii="Times New Roman" w:hAnsi="Times New Roman"/>
                 <w:b/>
-                <w:color w:val="7E9C8E"/>
+                <w:color w:val="2B4F6B"/>
               </w:rPr>
               <w:t>维度</w:t>
             </w:r>
@@ -3220,14 +3075,14 @@
         <w:tc>
           <w:tcPr>
             <w:tcW w:type="dxa" w:w="3137"/>
-            <w:shd w:val="clear" w:color="auto" w:fill="EBF1EE"/>
+            <w:shd w:val="clear" w:color="auto" w:fill="EDE7F0"/>
           </w:tcPr>
           <w:p>
             <w:r>
               <w:rPr>
                 <w:rFonts w:eastAsia="宋体" w:ascii="Times New Roman" w:hAnsi="Times New Roman"/>
                 <w:b/>
-                <w:color w:val="7E9C8E"/>
+                <w:color w:val="2B4F6B"/>
               </w:rPr>
               <w:t>评分（10分制）</w:t>
             </w:r>
@@ -3236,14 +3091,14 @@
         <w:tc>
           <w:tcPr>
             <w:tcW w:type="dxa" w:w="3137"/>
-            <w:shd w:val="clear" w:color="auto" w:fill="EBF1EE"/>
+            <w:shd w:val="clear" w:color="auto" w:fill="EDE7F0"/>
           </w:tcPr>
           <w:p>
             <w:r>
               <w:rPr>
                 <w:rFonts w:eastAsia="宋体" w:ascii="Times New Roman" w:hAnsi="Times New Roman"/>
                 <w:b/>
-                <w:color w:val="7E9C8E"/>
+                <w:color w:val="2B4F6B"/>
               </w:rPr>
               <w:t>说明</w:t>
             </w:r>
@@ -3579,7 +3434,7 @@
         <w:rPr>
           <w:rFonts w:eastAsia="微软雅黑" w:ascii="Microsoft YaHei" w:hAnsi="Microsoft YaHei"/>
         </w:rPr>
-        <w:t>1.4 【第四部分】针对文雪的风险和顾虑</w:t>
+        <w:t>一、4 【第四部分】针对文雪的风险和顾虑</w:t>
       </w:r>
     </w:p>
     <w:p>
@@ -3590,7 +3445,7 @@
         <w:rPr>
           <w:rFonts w:eastAsia="微软雅黑" w:ascii="Microsoft YaHei" w:hAnsi="Microsoft YaHei"/>
         </w:rPr>
-        <w:t>1.4.1 必须覆盖的风险项（至少6-8条）</w:t>
+        <w:t>一、4.1 必须覆盖的风险项（至少6-8条）</w:t>
       </w:r>
     </w:p>
     <w:p>
@@ -3961,7 +3816,7 @@
         <w:rPr>
           <w:rFonts w:eastAsia="微软雅黑" w:ascii="Microsoft YaHei" w:hAnsi="Microsoft YaHei"/>
         </w:rPr>
-        <w:t>1.5 【第五部分】信息溯源</w:t>
+        <w:t>一、5 【第五部分】信息溯源</w:t>
       </w:r>
     </w:p>
     <w:tbl>
@@ -3988,14 +3843,14 @@
         <w:tc>
           <w:tcPr>
             <w:tcW w:type="dxa" w:w="3137"/>
-            <w:shd w:val="clear" w:color="auto" w:fill="EBF1EE"/>
+            <w:shd w:val="clear" w:color="auto" w:fill="EDE7F0"/>
           </w:tcPr>
           <w:p>
             <w:r>
               <w:rPr>
                 <w:rFonts w:eastAsia="宋体" w:ascii="Times New Roman" w:hAnsi="Times New Roman"/>
                 <w:b/>
-                <w:color w:val="7E9C8E"/>
+                <w:color w:val="2B4F6B"/>
               </w:rPr>
               <w:t>信息类别</w:t>
             </w:r>
@@ -4004,14 +3859,14 @@
         <w:tc>
           <w:tcPr>
             <w:tcW w:type="dxa" w:w="3137"/>
-            <w:shd w:val="clear" w:color="auto" w:fill="EBF1EE"/>
+            <w:shd w:val="clear" w:color="auto" w:fill="EDE7F0"/>
           </w:tcPr>
           <w:p>
             <w:r>
               <w:rPr>
                 <w:rFonts w:eastAsia="宋体" w:ascii="Times New Roman" w:hAnsi="Times New Roman"/>
                 <w:b/>
-                <w:color w:val="7E9C8E"/>
+                <w:color w:val="2B4F6B"/>
               </w:rPr>
               <w:t>来源</w:t>
             </w:r>
@@ -4020,14 +3875,14 @@
         <w:tc>
           <w:tcPr>
             <w:tcW w:type="dxa" w:w="3137"/>
-            <w:shd w:val="clear" w:color="auto" w:fill="EBF1EE"/>
+            <w:shd w:val="clear" w:color="auto" w:fill="EDE7F0"/>
           </w:tcPr>
           <w:p>
             <w:r>
               <w:rPr>
                 <w:rFonts w:eastAsia="宋体" w:ascii="Times New Roman" w:hAnsi="Times New Roman"/>
                 <w:b/>
-                <w:color w:val="7E9C8E"/>
+                <w:color w:val="2B4F6B"/>
               </w:rPr>
               <w:t>可信度</w:t>
             </w:r>
@@ -4457,7 +4312,7 @@
         <w:rPr>
           <w:rFonts w:eastAsia="微软雅黑" w:ascii="Microsoft YaHei" w:hAnsi="Microsoft YaHei"/>
         </w:rPr>
-        <w:t>1.6 【第六部分】面试前准备</w:t>
+        <w:t>一、6 【第六部分】面试前准备</w:t>
       </w:r>
     </w:p>
     <w:p>
@@ -4468,7 +4323,7 @@
         <w:rPr>
           <w:rFonts w:eastAsia="微软雅黑" w:ascii="Microsoft YaHei" w:hAnsi="Microsoft YaHei"/>
         </w:rPr>
-        <w:t>1.6.1 5个"我很懂你们"切入点</w:t>
+        <w:t>一、6.1 5个"我很懂你们"切入点</w:t>
       </w:r>
     </w:p>
     <w:p>
@@ -4704,7 +4559,7 @@
         <w:rPr>
           <w:rFonts w:eastAsia="微软雅黑" w:ascii="Microsoft YaHei" w:hAnsi="Microsoft YaHei"/>
         </w:rPr>
-        <w:t>1.6.2 6个高质量反问</w:t>
+        <w:t>一、6.2 6个高质量反问</w:t>
       </w:r>
     </w:p>
     <w:p>
@@ -4841,7 +4696,7 @@
         <w:rPr>
           <w:rFonts w:eastAsia="微软雅黑" w:ascii="Microsoft YaHei" w:hAnsi="Microsoft YaHei"/>
         </w:rPr>
-        <w:t>1.6.3 入职核实清单（checkbox）</w:t>
+        <w:t>一、6.3 入职核实清单（checkbox）</w:t>
       </w:r>
     </w:p>
     <w:p>
@@ -4984,7 +4839,7 @@
         <w:rPr>
           <w:rFonts w:eastAsia="微软雅黑" w:ascii="Microsoft YaHei" w:hAnsi="Microsoft YaHei"/>
         </w:rPr>
-        <w:t>1.7 信息缺口清单（查不到的关键信息）</w:t>
+        <w:t>一、7 信息缺口清单（查不到的关键信息）</w:t>
       </w:r>
     </w:p>
     <w:p>
@@ -5087,7 +4942,7 @@
     <w:r>
       <w:rPr>
         <w:rFonts w:eastAsia="微软雅黑" w:ascii="Microsoft YaHei" w:hAnsi="Microsoft YaHei"/>
-        <w:color w:val="888888"/>
+        <w:color w:val="5A5A5A"/>
       </w:rPr>
       <w:fldChar w:fldCharType="begin"/>
       <w:instrText xml:space="preserve">PAGE</w:instrText>
@@ -5107,7 +4962,7 @@
     <w:r>
       <w:rPr>
         <w:rFonts w:eastAsia="微软雅黑" w:ascii="Microsoft YaHei" w:hAnsi="Microsoft YaHei"/>
-        <w:color w:val="888888"/>
+        <w:color w:val="5A5A5A"/>
         <w:sz w:val="18"/>
       </w:rPr>
       <w:t>岗位背调分析报告 · 万辰集团-供应链管培生辰星计划</w:t>
@@ -5484,7 +5339,7 @@
     </w:pPr>
     <w:rPr>
       <w:rFonts w:ascii="Times New Roman" w:hAnsi="Times New Roman" w:eastAsia="宋体"/>
-      <w:color w:val="333333"/>
+      <w:color w:val="2B2B2B"/>
       <w:sz w:val="24"/>
     </w:rPr>
   </w:style>
@@ -5546,14 +5401,14 @@
       <w:spacing w:before="280" w:after="120" w:line="360" w:lineRule="auto"/>
       <w:outlineLvl w:val="0"/>
       <w:pBdr>
-        <w:bottom w:val="single" w:sz="6" w:space="4" w:color="7E9C8E"/>
+        <w:bottom w:val="single" w:sz="6" w:space="4" w:color="3D2A4A"/>
       </w:pBdr>
     </w:pPr>
     <w:rPr>
       <w:rFonts w:asciiTheme="majorHAnsi" w:eastAsiaTheme="majorEastAsia" w:hAnsiTheme="majorHAnsi" w:cstheme="majorBidi" w:ascii="Microsoft YaHei" w:hAnsi="Microsoft YaHei" w:eastAsia="微软雅黑"/>
       <w:b/>
       <w:bCs/>
-      <w:color w:val="7E9C8E"/>
+      <w:color w:val="3D2A4A"/>
       <w:sz w:val="32"/>
       <w:szCs w:val="28"/>
     </w:rPr>
@@ -5580,7 +5435,7 @@
       <w:rFonts w:asciiTheme="majorHAnsi" w:eastAsiaTheme="majorEastAsia" w:hAnsiTheme="majorHAnsi" w:cstheme="majorBidi" w:ascii="Microsoft YaHei" w:hAnsi="Microsoft YaHei" w:eastAsia="微软雅黑"/>
       <w:b/>
       <w:bCs/>
-      <w:color w:val="333333"/>
+      <w:color w:val="2B2B2B"/>
       <w:sz w:val="27"/>
       <w:szCs w:val="26"/>
     </w:rPr>
@@ -5607,7 +5462,7 @@
       <w:rFonts w:asciiTheme="majorHAnsi" w:eastAsiaTheme="majorEastAsia" w:hAnsiTheme="majorHAnsi" w:cstheme="majorBidi" w:ascii="Microsoft YaHei" w:hAnsi="Microsoft YaHei" w:eastAsia="微软雅黑"/>
       <w:b/>
       <w:bCs/>
-      <w:color w:val="333333"/>
+      <w:color w:val="2B2B2B"/>
       <w:sz w:val="24"/>
     </w:rPr>
   </w:style>
